--- a/klagomål/A 26886-2025 FSC-klagomål.docx
+++ b/klagomål/A 26886-2025 FSC-klagomål.docx
@@ -704,7 +704,7 @@
     <w:r>
       <w:tab/>
       <w:tab/>
-      <w:t>2026-06-18</w:t>
+      <w:t>2026-06-19</w:t>
       <w:br/>
       <w:br/>
     </w:r>

--- a/klagomål/A 26886-2025 FSC-klagomål.docx
+++ b/klagomål/A 26886-2025 FSC-klagomål.docx
@@ -704,7 +704,7 @@
     <w:r>
       <w:tab/>
       <w:tab/>
-      <w:t>2026-06-19</w:t>
+      <w:t>2026-06-20</w:t>
       <w:br/>
       <w:br/>
     </w:r>

--- a/klagomål/A 26886-2025 FSC-klagomål.docx
+++ b/klagomål/A 26886-2025 FSC-klagomål.docx
@@ -168,38 +168,7 @@
     </w:p>
     <w:p>
       <w:r>
-        <w:t>Detta dokument behandlar höga naturvärden i avverkningsanmälan A 26886-2025 i Pajala kommun som inkom 2025-06-02 och omfattar 23,7 ha.</w:t>
-      </w:r>
-    </w:p>
-    <w:p>
-      <w:r>
-        <w:t>Nedan presenteras fynd av naturvårdsarter som gjorts i det avverkningsanmälda området, samt relevanta utdrag ur standarderna för FSC, Chain of Custody, Controlled Wood och PEFC.</w:t>
-      </w:r>
-    </w:p>
-    <w:p>
-      <w:r>
-        <w:t>Vi förväntar oss att ni återkommer med ett skriftligt svar på vårt klagomål och även beskriver vilka korrigerande åtgärder ni satt in för att rätta till identifierade brister i er efterlevnad av den svenska FSC standarden.</w:t>
-      </w:r>
-    </w:p>
-    <w:p>
-      <w:pPr>
-        <w:pStyle w:val="Heading1"/>
-      </w:pPr>
-      <w:r>
-        <w:t>Naturvårdsarter</w:t>
-      </w:r>
-    </w:p>
-    <w:p>
-      <w:r>
-        <w:t>Inom 20 meter från avverkningsanmälan har följande 2 naturvårdsarter hittats: garnlav (VU, T) och gammelgransskål (NT, T). Av dessa är 2 rödlistade. För rödlistade arter har rödlistekategorin angivits inom parentes. Typiska arter inom Natura 2000 som är kopplade till skogsekosystem har markerats med (T).</w:t>
-      </w:r>
-    </w:p>
-    <w:p>
-      <w:r>
-        <w:t>De påträffade naturvårdsarterna är ett tydligt kvitto på att det rör sig om en skog med höga naturvärden.</w:t>
-      </w:r>
-      <w:r>
-        <w:t xml:space="preserve"> I Figur 1 visas fyndplatser för naturvårdsarter i området, som finns registrerade på Artportalen.</w:t>
+        <w:t>Detta klagomål behandlar höga naturvärden i avverkningsanmälan A 26886-2025 i Pajala kommun som inkom 2025-06-02 och omfattar 23,7 ha.</w:t>
       </w:r>
     </w:p>
     <w:p>
@@ -247,27 +216,35 @@
         <w:spacing w:after="240"/>
       </w:pPr>
       <w:r>
-        <w:t>Figur 1. Fyndplatser för naturvårdsarter inom 20 meter från avverkningsanmälan (röd linje). Markörer utan svart kant är placerade på fyndplatsen. Markörer med svart kant är placerade vid sidan av fyndplatsen och har ett svart streck som visar fyndplatsens exakta position. Kartans mittpunktskoordinat är N 7446764, E 861141 i SWEREF 99 TM.</w:t>
+        <w:t>Figur 1. Fyndplatser för naturvårdsarter inom 20 meter från avverkningsanmälan. Markörer utan svart kant är placerade på fyndplatsen. Markörer med svart kant är placerade vid sidan av fyndplatsen har ett svart streck som visar fyndplatsens exakta position. Kartans mittpunktskoordinat är N 7446764, E 861141 i SWEREF 99 TM.</w:t>
       </w:r>
     </w:p>
     <w:p>
       <w:r>
-        <w:rPr>
-          <w:b/>
-        </w:rPr>
-        <w:t>Gammelgransskål (NT)</w:t>
+        <w:t>Inom 20 meter från avverkningsanmälan finns fynd av 2 naturvårdsarter, varav 2 är rödlistade och 2 är typiska (T): garnlav (VU, T) och gammelgransskål (NT, T). Se Figur 1.</w:t>
       </w:r>
+    </w:p>
+    <w:p>
       <w:r>
-        <w:t xml:space="preserve"> är en liten skålsvamp som växer på gamla granar med skrovlig bark. Typiska växtplatser är gransumpskog i myrkanter, bäckdråg, bäckraviner och skuggiga bergssluttningar, men också skog på torrare mark kan hysa arten om beståndet har stark naturskogskaraktär. Bestånd med arten bör behandlas som nyckelbiotoper och sparas vid en slutavverkning. Även gallring bör undvikas. Gammelgransskål är typisk art för </w:t>
+        <w:t>Nedan presenteras relevanta utdrag ur standarderna för FSC, Chain of Custody, Controlled Wood och PEFC.</w:t>
       </w:r>
+    </w:p>
+    <w:p>
       <w:r>
-        <w:rPr>
-          <w:i/>
-        </w:rPr>
-        <w:t>9010 Taiga</w:t>
+        <w:t>Vi förväntar oss att ni återkommer med ett skriftligt svar på vårt klagomål och även beskriver vilka korrigerande åtgärder ni satt in för att rätta till identifierade brister i er efterlevnad av den svenska FSC standarden.</w:t>
       </w:r>
+    </w:p>
+    <w:p>
+      <w:pPr>
+        <w:pStyle w:val="Heading1"/>
+      </w:pPr>
       <w:r>
-        <w:t xml:space="preserve"> (SLU Artdatabanken, 2024; Nitare &amp; Skogsstyrelsen, 2019).</w:t>
+        <w:t>Naturvårdsarter och fridlysta arter</w:t>
+      </w:r>
+    </w:p>
+    <w:p>
+      <w:r>
+        <w:t>Nedan följer beskrivningar av de naturvårdsarter och fridlysta arter som har sina livsmiljöer och växtplatser i den avverkningsanmälda skogen. De påträffade naturvårdsarterna är ett tydligt kvitto på att det rör sig om en skog med höga naturvärden.</w:t>
       </w:r>
     </w:p>
     <w:p>
@@ -297,6 +274,26 @@
       </w:r>
       <w:r>
         <w:t xml:space="preserve"> (SLU Artdatabanken, 2026).</w:t>
+      </w:r>
+    </w:p>
+    <w:p>
+      <w:r>
+        <w:rPr>
+          <w:b/>
+        </w:rPr>
+        <w:t>Gammelgransskål (NT)</w:t>
+      </w:r>
+      <w:r>
+        <w:t xml:space="preserve"> är en liten skålsvamp som växer på gamla granar med skrovlig bark. Typiska växtplatser är gransumpskog i myrkanter, bäckdråg, bäckraviner och skuggiga bergssluttningar, men också skog på torrare mark kan hysa arten om beståndet har stark naturskogskaraktär. Bestånd med arten bör behandlas som nyckelbiotoper och sparas vid en slutavverkning. Även gallring bör undvikas. Gammelgransskål är typisk art för </w:t>
+      </w:r>
+      <w:r>
+        <w:rPr>
+          <w:i/>
+        </w:rPr>
+        <w:t>9010 Taiga</w:t>
+      </w:r>
+      <w:r>
+        <w:t xml:space="preserve"> (SLU Artdatabanken, 2024; Nitare &amp; Skogsstyrelsen, 2019).</w:t>
       </w:r>
     </w:p>
     <w:p>
@@ -704,7 +701,7 @@
     <w:r>
       <w:tab/>
       <w:tab/>
-      <w:t>2026-06-20</w:t>
+      <w:t>2026-06-21</w:t>
       <w:br/>
       <w:br/>
     </w:r>

--- a/klagomål/A 26886-2025 FSC-klagomål.docx
+++ b/klagomål/A 26886-2025 FSC-klagomål.docx
@@ -701,7 +701,7 @@
     <w:r>
       <w:tab/>
       <w:tab/>
-      <w:t>2026-06-21</w:t>
+      <w:t>2026-06-22</w:t>
       <w:br/>
       <w:br/>
     </w:r>

--- a/klagomål/A 26886-2025 FSC-klagomål.docx
+++ b/klagomål/A 26886-2025 FSC-klagomål.docx
@@ -701,7 +701,7 @@
     <w:r>
       <w:tab/>
       <w:tab/>
-      <w:t>2026-06-22</w:t>
+      <w:t>2026-06-23</w:t>
       <w:br/>
       <w:br/>
     </w:r>

--- a/klagomål/A 26886-2025 FSC-klagomål.docx
+++ b/klagomål/A 26886-2025 FSC-klagomål.docx
@@ -701,7 +701,7 @@
     <w:r>
       <w:tab/>
       <w:tab/>
-      <w:t>2026-06-23</w:t>
+      <w:t>2026-06-24</w:t>
       <w:br/>
       <w:br/>
     </w:r>

--- a/klagomål/A 26886-2025 FSC-klagomål.docx
+++ b/klagomål/A 26886-2025 FSC-klagomål.docx
@@ -701,7 +701,7 @@
     <w:r>
       <w:tab/>
       <w:tab/>
-      <w:t>2026-06-24</w:t>
+      <w:t>2026-06-25</w:t>
       <w:br/>
       <w:br/>
     </w:r>

--- a/klagomål/A 26886-2025 FSC-klagomål.docx
+++ b/klagomål/A 26886-2025 FSC-klagomål.docx
@@ -701,7 +701,7 @@
     <w:r>
       <w:tab/>
       <w:tab/>
-      <w:t>2026-06-25</w:t>
+      <w:t>2026-06-26</w:t>
       <w:br/>
       <w:br/>
     </w:r>

--- a/klagomål/A 26886-2025 FSC-klagomål.docx
+++ b/klagomål/A 26886-2025 FSC-klagomål.docx
@@ -701,7 +701,7 @@
     <w:r>
       <w:tab/>
       <w:tab/>
-      <w:t>2026-06-26</w:t>
+      <w:t>2026-06-27</w:t>
       <w:br/>
       <w:br/>
     </w:r>

--- a/klagomål/A 26886-2025 FSC-klagomål.docx
+++ b/klagomål/A 26886-2025 FSC-klagomål.docx
@@ -701,7 +701,7 @@
     <w:r>
       <w:tab/>
       <w:tab/>
-      <w:t>2026-06-27</w:t>
+      <w:t>2026-06-28</w:t>
       <w:br/>
       <w:br/>
     </w:r>

--- a/klagomål/A 26886-2025 FSC-klagomål.docx
+++ b/klagomål/A 26886-2025 FSC-klagomål.docx
@@ -701,7 +701,7 @@
     <w:r>
       <w:tab/>
       <w:tab/>
-      <w:t>2026-06-28</w:t>
+      <w:t>2026-06-29</w:t>
       <w:br/>
       <w:br/>
     </w:r>

--- a/klagomål/A 26886-2025 FSC-klagomål.docx
+++ b/klagomål/A 26886-2025 FSC-klagomål.docx
@@ -701,7 +701,7 @@
     <w:r>
       <w:tab/>
       <w:tab/>
-      <w:t>2026-06-29</w:t>
+      <w:t>2026-06-30</w:t>
       <w:br/>
       <w:br/>
     </w:r>

--- a/klagomål/A 26886-2025 FSC-klagomål.docx
+++ b/klagomål/A 26886-2025 FSC-klagomål.docx
@@ -701,7 +701,7 @@
     <w:r>
       <w:tab/>
       <w:tab/>
-      <w:t>2026-06-30</w:t>
+      <w:t>2026-07-01</w:t>
       <w:br/>
       <w:br/>
     </w:r>

--- a/klagomål/A 26886-2025 FSC-klagomål.docx
+++ b/klagomål/A 26886-2025 FSC-klagomål.docx
@@ -701,7 +701,7 @@
     <w:r>
       <w:tab/>
       <w:tab/>
-      <w:t>2026-07-01</w:t>
+      <w:t>2026-07-02</w:t>
       <w:br/>
       <w:br/>
     </w:r>
